--- a/docs/zurich_tables.docx
+++ b/docs/zurich_tables.docx
@@ -205,7 +205,7 @@
         </w:numPr>
       </w:pPr>
       <w:r>
-        <w:t xml:space="preserve">Rich metadata (observer, instrument, notes) encoded for 1945–1950; remaining years in progress.</w:t>
+        <w:t xml:space="preserve">Rich metadata (observer, instrument, notes) encoded for 1945–1959; remaining years in progress.</w:t>
       </w:r>
     </w:p>
     <w:p>
